--- a/hin/docx/053.content.docx
+++ b/hin/docx/053.content.docx
@@ -432,114 +432,84 @@
           <w:lang w:val="hi_IN" w:bidi="hi_IN"/>
         </w:rPr>
       </w:r>
-      <w:hyperlink r:id="rId13">
-        <w:r>
-          <w:rPr>
-            <w:lang w:val="hi_IN" w:bidi="hi_IN"/>
-          </w:rPr>
-          <w:rPr>
-            <w:color w:val="0000EE"/>
-            <w:u w:val="single"/>
-          </w:rPr>
-          <w:t>गलातियों 4:26</w:t>
-        </w:r>
-      </w:hyperlink>
-    </w:p>
-    <w:p>
-      <w:pPr>
-        <w:pStyle w:val="ListBullet"/>
-        <w:spacing w:line="240" w:lineRule="auto"/>
-        <w:ind w:left="720"/>
-      </w:pPr>
-      <w:r>
-        <w:rPr>
-          <w:lang w:val="hi_IN" w:bidi="hi_IN"/>
-        </w:rPr>
-      </w:r>
-      <w:hyperlink r:id="rId14">
-        <w:r>
-          <w:rPr>
-            <w:lang w:val="hi_IN" w:bidi="hi_IN"/>
-          </w:rPr>
-          <w:rPr>
-            <w:color w:val="0000EE"/>
-            <w:u w:val="single"/>
-          </w:rPr>
-          <w:t>गलातियों 5:1</w:t>
-        </w:r>
-      </w:hyperlink>
-    </w:p>
-    <w:p>
-      <w:pPr>
-        <w:pStyle w:val="ListBullet"/>
-        <w:spacing w:line="240" w:lineRule="auto"/>
-        <w:ind w:left="720"/>
-      </w:pPr>
-      <w:r>
-        <w:rPr>
-          <w:lang w:val="hi_IN" w:bidi="hi_IN"/>
-        </w:rPr>
-      </w:r>
-      <w:hyperlink r:id="rId15">
-        <w:r>
-          <w:rPr>
-            <w:lang w:val="hi_IN" w:bidi="hi_IN"/>
-          </w:rPr>
-          <w:rPr>
-            <w:color w:val="0000EE"/>
-            <w:u w:val="single"/>
-          </w:rPr>
-          <w:t>यशायाह 61:1</w:t>
-        </w:r>
-      </w:hyperlink>
-    </w:p>
-    <w:p>
-      <w:pPr>
-        <w:pStyle w:val="ListBullet"/>
-        <w:spacing w:line="240" w:lineRule="auto"/>
-        <w:ind w:left="720"/>
-      </w:pPr>
-      <w:r>
-        <w:rPr>
-          <w:lang w:val="hi_IN" w:bidi="hi_IN"/>
-        </w:rPr>
-      </w:r>
-      <w:hyperlink r:id="rId16">
-        <w:r>
-          <w:rPr>
-            <w:lang w:val="hi_IN" w:bidi="hi_IN"/>
-          </w:rPr>
-          <w:rPr>
-            <w:color w:val="0000EE"/>
-            <w:u w:val="single"/>
-          </w:rPr>
-          <w:t>लैव्यव्यवस्था 25:10</w:t>
-        </w:r>
-      </w:hyperlink>
-    </w:p>
-    <w:p>
-      <w:pPr>
-        <w:pStyle w:val="ListBullet"/>
-        <w:spacing w:line="240" w:lineRule="auto"/>
-        <w:ind w:left="720"/>
-      </w:pPr>
-      <w:r>
-        <w:rPr>
-          <w:lang w:val="hi_IN" w:bidi="hi_IN"/>
-        </w:rPr>
-      </w:r>
-      <w:hyperlink r:id="rId17">
-        <w:r>
-          <w:rPr>
-            <w:lang w:val="hi_IN" w:bidi="hi_IN"/>
-          </w:rPr>
-          <w:rPr>
-            <w:color w:val="0000EE"/>
-            <w:u w:val="single"/>
-          </w:rPr>
-          <w:t>रोमियो 06:18</w:t>
-        </w:r>
-      </w:hyperlink>
+      <w:r>
+        <w:rPr>
+          <w:lang w:val="hi_IN" w:bidi="hi_IN"/>
+        </w:rPr>
+        <w:t>गलातियों 4:26</w:t>
+      </w:r>
+    </w:p>
+    <w:p>
+      <w:pPr>
+        <w:pStyle w:val="ListBullet"/>
+        <w:spacing w:line="240" w:lineRule="auto"/>
+        <w:ind w:left="720"/>
+      </w:pPr>
+      <w:r>
+        <w:rPr>
+          <w:lang w:val="hi_IN" w:bidi="hi_IN"/>
+        </w:rPr>
+      </w:r>
+      <w:r>
+        <w:rPr>
+          <w:lang w:val="hi_IN" w:bidi="hi_IN"/>
+        </w:rPr>
+        <w:t>गलातियों 5:1</w:t>
+      </w:r>
+    </w:p>
+    <w:p>
+      <w:pPr>
+        <w:pStyle w:val="ListBullet"/>
+        <w:spacing w:line="240" w:lineRule="auto"/>
+        <w:ind w:left="720"/>
+      </w:pPr>
+      <w:r>
+        <w:rPr>
+          <w:lang w:val="hi_IN" w:bidi="hi_IN"/>
+        </w:rPr>
+      </w:r>
+      <w:r>
+        <w:rPr>
+          <w:lang w:val="hi_IN" w:bidi="hi_IN"/>
+        </w:rPr>
+        <w:t>यशायाह 61:1</w:t>
+      </w:r>
+    </w:p>
+    <w:p>
+      <w:pPr>
+        <w:pStyle w:val="ListBullet"/>
+        <w:spacing w:line="240" w:lineRule="auto"/>
+        <w:ind w:left="720"/>
+      </w:pPr>
+      <w:r>
+        <w:rPr>
+          <w:lang w:val="hi_IN" w:bidi="hi_IN"/>
+        </w:rPr>
+      </w:r>
+      <w:r>
+        <w:rPr>
+          <w:lang w:val="hi_IN" w:bidi="hi_IN"/>
+        </w:rPr>
+        <w:t>लैव्यव्यवस्था 25:10</w:t>
+      </w:r>
+    </w:p>
+    <w:p>
+      <w:pPr>
+        <w:pStyle w:val="ListBullet"/>
+        <w:spacing w:line="240" w:lineRule="auto"/>
+        <w:ind w:left="720"/>
+      </w:pPr>
+      <w:r>
+        <w:rPr>
+          <w:lang w:val="hi_IN" w:bidi="hi_IN"/>
+        </w:rPr>
+      </w:r>
+      <w:r>
+        <w:rPr>
+          <w:lang w:val="hi_IN" w:bidi="hi_IN"/>
+        </w:rPr>
+        <w:t>रोमियो 06:18</w:t>
+      </w:r>
     </w:p>
     <w:p>
       <w:pPr>
@@ -749,162 +719,120 @@
           <w:lang w:val="hi_IN" w:bidi="hi_IN"/>
         </w:rPr>
       </w:r>
-      <w:hyperlink r:id="rId18">
-        <w:r>
-          <w:rPr>
-            <w:lang w:val="hi_IN" w:bidi="hi_IN"/>
-          </w:rPr>
-          <w:rPr>
-            <w:color w:val="0000EE"/>
-            <w:u w:val="single"/>
-          </w:rPr>
-          <w:t>प्रे.का. 2:16–17</w:t>
-        </w:r>
-      </w:hyperlink>
-    </w:p>
-    <w:p>
-      <w:pPr>
-        <w:pStyle w:val="ListBullet"/>
-        <w:spacing w:line="240" w:lineRule="auto"/>
-        <w:ind w:left="720"/>
-      </w:pPr>
-      <w:r>
-        <w:rPr>
-          <w:lang w:val="hi_IN" w:bidi="hi_IN"/>
-        </w:rPr>
-      </w:r>
-      <w:hyperlink r:id="rId19">
-        <w:r>
-          <w:rPr>
-            <w:lang w:val="hi_IN" w:bidi="hi_IN"/>
-          </w:rPr>
-          <w:rPr>
-            <w:color w:val="0000EE"/>
-            <w:u w:val="single"/>
-          </w:rPr>
-          <w:t>दानिय्येल 1:17–18</w:t>
-        </w:r>
-      </w:hyperlink>
-    </w:p>
-    <w:p>
-      <w:pPr>
-        <w:pStyle w:val="ListBullet"/>
-        <w:spacing w:line="240" w:lineRule="auto"/>
-        <w:ind w:left="720"/>
-      </w:pPr>
-      <w:r>
-        <w:rPr>
-          <w:lang w:val="hi_IN" w:bidi="hi_IN"/>
-        </w:rPr>
-      </w:r>
-      <w:hyperlink r:id="rId20">
-        <w:r>
-          <w:rPr>
-            <w:lang w:val="hi_IN" w:bidi="hi_IN"/>
-          </w:rPr>
-          <w:rPr>
-            <w:color w:val="0000EE"/>
-            <w:u w:val="single"/>
-          </w:rPr>
-          <w:t>दानिय्येल 2:1</w:t>
-        </w:r>
-      </w:hyperlink>
-    </w:p>
-    <w:p>
-      <w:pPr>
-        <w:pStyle w:val="ListBullet"/>
-        <w:spacing w:line="240" w:lineRule="auto"/>
-        <w:ind w:left="720"/>
-      </w:pPr>
-      <w:r>
-        <w:rPr>
-          <w:lang w:val="hi_IN" w:bidi="hi_IN"/>
-        </w:rPr>
-      </w:r>
-      <w:hyperlink r:id="rId21">
-        <w:r>
-          <w:rPr>
-            <w:lang w:val="hi_IN" w:bidi="hi_IN"/>
-          </w:rPr>
-          <w:rPr>
-            <w:color w:val="0000EE"/>
-            <w:u w:val="single"/>
-          </w:rPr>
-          <w:t>उत्पत्ति 37:6</w:t>
-        </w:r>
-      </w:hyperlink>
-    </w:p>
-    <w:p>
-      <w:pPr>
-        <w:pStyle w:val="ListBullet"/>
-        <w:spacing w:line="240" w:lineRule="auto"/>
-        <w:ind w:left="720"/>
-      </w:pPr>
-      <w:r>
-        <w:rPr>
-          <w:lang w:val="hi_IN" w:bidi="hi_IN"/>
-        </w:rPr>
-      </w:r>
-      <w:hyperlink r:id="rId22">
-        <w:r>
-          <w:rPr>
-            <w:lang w:val="hi_IN" w:bidi="hi_IN"/>
-          </w:rPr>
-          <w:rPr>
-            <w:color w:val="0000EE"/>
-            <w:u w:val="single"/>
-          </w:rPr>
-          <w:t>उत्पत्ति 40:4–5</w:t>
-        </w:r>
-      </w:hyperlink>
-    </w:p>
-    <w:p>
-      <w:pPr>
-        <w:pStyle w:val="ListBullet"/>
-        <w:spacing w:line="240" w:lineRule="auto"/>
-        <w:ind w:left="720"/>
-      </w:pPr>
-      <w:r>
-        <w:rPr>
-          <w:lang w:val="hi_IN" w:bidi="hi_IN"/>
-        </w:rPr>
-      </w:r>
-      <w:hyperlink r:id="rId23">
-        <w:r>
-          <w:rPr>
-            <w:lang w:val="hi_IN" w:bidi="hi_IN"/>
-          </w:rPr>
-          <w:rPr>
-            <w:color w:val="0000EE"/>
-            <w:u w:val="single"/>
-          </w:rPr>
-          <w:t>मत्ती 2:13</w:t>
-        </w:r>
-      </w:hyperlink>
-    </w:p>
-    <w:p>
-      <w:pPr>
-        <w:pStyle w:val="ListBullet"/>
-        <w:spacing w:line="240" w:lineRule="auto"/>
-        <w:ind w:left="720"/>
-      </w:pPr>
-      <w:r>
-        <w:rPr>
-          <w:lang w:val="hi_IN" w:bidi="hi_IN"/>
-        </w:rPr>
-      </w:r>
-      <w:hyperlink r:id="rId24">
-        <w:r>
-          <w:rPr>
-            <w:lang w:val="hi_IN" w:bidi="hi_IN"/>
-          </w:rPr>
-          <w:rPr>
-            <w:color w:val="0000EE"/>
-            <w:u w:val="single"/>
-          </w:rPr>
-          <w:t>मत्ती 2:19–21</w:t>
-        </w:r>
-      </w:hyperlink>
+      <w:r>
+        <w:rPr>
+          <w:lang w:val="hi_IN" w:bidi="hi_IN"/>
+        </w:rPr>
+        <w:t>प्रे.का. 2:16–17</w:t>
+      </w:r>
+    </w:p>
+    <w:p>
+      <w:pPr>
+        <w:pStyle w:val="ListBullet"/>
+        <w:spacing w:line="240" w:lineRule="auto"/>
+        <w:ind w:left="720"/>
+      </w:pPr>
+      <w:r>
+        <w:rPr>
+          <w:lang w:val="hi_IN" w:bidi="hi_IN"/>
+        </w:rPr>
+      </w:r>
+      <w:r>
+        <w:rPr>
+          <w:lang w:val="hi_IN" w:bidi="hi_IN"/>
+        </w:rPr>
+        <w:t>दानिय्येल 1:17–18</w:t>
+      </w:r>
+    </w:p>
+    <w:p>
+      <w:pPr>
+        <w:pStyle w:val="ListBullet"/>
+        <w:spacing w:line="240" w:lineRule="auto"/>
+        <w:ind w:left="720"/>
+      </w:pPr>
+      <w:r>
+        <w:rPr>
+          <w:lang w:val="hi_IN" w:bidi="hi_IN"/>
+        </w:rPr>
+      </w:r>
+      <w:r>
+        <w:rPr>
+          <w:lang w:val="hi_IN" w:bidi="hi_IN"/>
+        </w:rPr>
+        <w:t>दानिय्येल 2:1</w:t>
+      </w:r>
+    </w:p>
+    <w:p>
+      <w:pPr>
+        <w:pStyle w:val="ListBullet"/>
+        <w:spacing w:line="240" w:lineRule="auto"/>
+        <w:ind w:left="720"/>
+      </w:pPr>
+      <w:r>
+        <w:rPr>
+          <w:lang w:val="hi_IN" w:bidi="hi_IN"/>
+        </w:rPr>
+      </w:r>
+      <w:r>
+        <w:rPr>
+          <w:lang w:val="hi_IN" w:bidi="hi_IN"/>
+        </w:rPr>
+        <w:t>उत्पत्ति 37:6</w:t>
+      </w:r>
+    </w:p>
+    <w:p>
+      <w:pPr>
+        <w:pStyle w:val="ListBullet"/>
+        <w:spacing w:line="240" w:lineRule="auto"/>
+        <w:ind w:left="720"/>
+      </w:pPr>
+      <w:r>
+        <w:rPr>
+          <w:lang w:val="hi_IN" w:bidi="hi_IN"/>
+        </w:rPr>
+      </w:r>
+      <w:r>
+        <w:rPr>
+          <w:lang w:val="hi_IN" w:bidi="hi_IN"/>
+        </w:rPr>
+        <w:t>उत्पत्ति 40:4–5</w:t>
+      </w:r>
+    </w:p>
+    <w:p>
+      <w:pPr>
+        <w:pStyle w:val="ListBullet"/>
+        <w:spacing w:line="240" w:lineRule="auto"/>
+        <w:ind w:left="720"/>
+      </w:pPr>
+      <w:r>
+        <w:rPr>
+          <w:lang w:val="hi_IN" w:bidi="hi_IN"/>
+        </w:rPr>
+      </w:r>
+      <w:r>
+        <w:rPr>
+          <w:lang w:val="hi_IN" w:bidi="hi_IN"/>
+        </w:rPr>
+        <w:t>मत्ती 2:13</w:t>
+      </w:r>
+    </w:p>
+    <w:p>
+      <w:pPr>
+        <w:pStyle w:val="ListBullet"/>
+        <w:spacing w:line="240" w:lineRule="auto"/>
+        <w:ind w:left="720"/>
+      </w:pPr>
+      <w:r>
+        <w:rPr>
+          <w:lang w:val="hi_IN" w:bidi="hi_IN"/>
+        </w:rPr>
+      </w:r>
+      <w:r>
+        <w:rPr>
+          <w:lang w:val="hi_IN" w:bidi="hi_IN"/>
+        </w:rPr>
+        <w:t>मत्ती 2:19–21</w:t>
+      </w:r>
     </w:p>
     <w:p>
       <w:pPr>
@@ -1388,258 +1316,192 @@
           <w:lang w:val="hi_IN" w:bidi="hi_IN"/>
         </w:rPr>
       </w:r>
-      <w:hyperlink r:id="rId25">
-        <w:r>
-          <w:rPr>
-            <w:lang w:val="hi_IN" w:bidi="hi_IN"/>
-          </w:rPr>
-          <w:rPr>
-            <w:color w:val="0000EE"/>
-            <w:u w:val="single"/>
-          </w:rPr>
-          <w:t>1 राजा 8:22–24</w:t>
-        </w:r>
-      </w:hyperlink>
-    </w:p>
-    <w:p>
-      <w:pPr>
-        <w:pStyle w:val="ListBullet"/>
-        <w:spacing w:line="240" w:lineRule="auto"/>
-        <w:ind w:left="720"/>
-      </w:pPr>
-      <w:r>
-        <w:rPr>
-          <w:lang w:val="hi_IN" w:bidi="hi_IN"/>
-        </w:rPr>
-      </w:r>
-      <w:hyperlink r:id="rId26">
-        <w:r>
-          <w:rPr>
-            <w:lang w:val="hi_IN" w:bidi="hi_IN"/>
-          </w:rPr>
-          <w:rPr>
-            <w:color w:val="0000EE"/>
-            <w:u w:val="single"/>
-          </w:rPr>
-          <w:t>1 थिस्सलुनीकियों 1:8–10</w:t>
-        </w:r>
-      </w:hyperlink>
-    </w:p>
-    <w:p>
-      <w:pPr>
-        <w:pStyle w:val="ListBullet"/>
-        <w:spacing w:line="240" w:lineRule="auto"/>
-        <w:ind w:left="720"/>
-      </w:pPr>
-      <w:r>
-        <w:rPr>
-          <w:lang w:val="hi_IN" w:bidi="hi_IN"/>
-        </w:rPr>
-      </w:r>
-      <w:hyperlink r:id="rId26">
-        <w:r>
-          <w:rPr>
-            <w:lang w:val="hi_IN" w:bidi="hi_IN"/>
-          </w:rPr>
-          <w:rPr>
-            <w:color w:val="0000EE"/>
-            <w:u w:val="single"/>
-          </w:rPr>
-          <w:t>1 थिस्सलुनीकियों 4:17</w:t>
-        </w:r>
-      </w:hyperlink>
-    </w:p>
-    <w:p>
-      <w:pPr>
-        <w:pStyle w:val="ListBullet"/>
-        <w:spacing w:line="240" w:lineRule="auto"/>
-        <w:ind w:left="720"/>
-      </w:pPr>
-      <w:r>
-        <w:rPr>
-          <w:lang w:val="hi_IN" w:bidi="hi_IN"/>
-        </w:rPr>
-      </w:r>
-      <w:hyperlink r:id="rId27">
-        <w:r>
-          <w:rPr>
-            <w:lang w:val="hi_IN" w:bidi="hi_IN"/>
-          </w:rPr>
-          <w:rPr>
-            <w:color w:val="0000EE"/>
-            <w:u w:val="single"/>
-          </w:rPr>
-          <w:t>व्यवस्थाविवरण 9:1</w:t>
-        </w:r>
-      </w:hyperlink>
-    </w:p>
-    <w:p>
-      <w:pPr>
-        <w:pStyle w:val="ListBullet"/>
-        <w:spacing w:line="240" w:lineRule="auto"/>
-        <w:ind w:left="720"/>
-      </w:pPr>
-      <w:r>
-        <w:rPr>
-          <w:lang w:val="hi_IN" w:bidi="hi_IN"/>
-        </w:rPr>
-      </w:r>
-      <w:hyperlink r:id="rId28">
-        <w:r>
-          <w:rPr>
-            <w:lang w:val="hi_IN" w:bidi="hi_IN"/>
-          </w:rPr>
-          <w:rPr>
-            <w:color w:val="0000EE"/>
-            <w:u w:val="single"/>
-          </w:rPr>
-          <w:t>इफिसियों 6:9</w:t>
-        </w:r>
-      </w:hyperlink>
-    </w:p>
-    <w:p>
-      <w:pPr>
-        <w:pStyle w:val="ListBullet"/>
-        <w:spacing w:line="240" w:lineRule="auto"/>
-        <w:ind w:left="720"/>
-      </w:pPr>
-      <w:r>
-        <w:rPr>
-          <w:lang w:val="hi_IN" w:bidi="hi_IN"/>
-        </w:rPr>
-      </w:r>
-      <w:hyperlink r:id="rId29">
-        <w:r>
-          <w:rPr>
-            <w:lang w:val="hi_IN" w:bidi="hi_IN"/>
-          </w:rPr>
-          <w:rPr>
-            <w:color w:val="0000EE"/>
-            <w:u w:val="single"/>
-          </w:rPr>
-          <w:t>उत्पत्ति 1:1</w:t>
-        </w:r>
-      </w:hyperlink>
-    </w:p>
-    <w:p>
-      <w:pPr>
-        <w:pStyle w:val="ListBullet"/>
-        <w:spacing w:line="240" w:lineRule="auto"/>
-        <w:ind w:left="720"/>
-      </w:pPr>
-      <w:r>
-        <w:rPr>
-          <w:lang w:val="hi_IN" w:bidi="hi_IN"/>
-        </w:rPr>
-      </w:r>
-      <w:hyperlink r:id="rId30">
-        <w:r>
-          <w:rPr>
-            <w:lang w:val="hi_IN" w:bidi="hi_IN"/>
-          </w:rPr>
-          <w:rPr>
-            <w:color w:val="0000EE"/>
-            <w:u w:val="single"/>
-          </w:rPr>
-          <w:t>उत्पत्ति 7:11</w:t>
-        </w:r>
-      </w:hyperlink>
-    </w:p>
-    <w:p>
-      <w:pPr>
-        <w:pStyle w:val="ListBullet"/>
-        <w:spacing w:line="240" w:lineRule="auto"/>
-        <w:ind w:left="720"/>
-      </w:pPr>
-      <w:r>
-        <w:rPr>
-          <w:lang w:val="hi_IN" w:bidi="hi_IN"/>
-        </w:rPr>
-      </w:r>
-      <w:hyperlink r:id="rId31">
-        <w:r>
-          <w:rPr>
-            <w:lang w:val="hi_IN" w:bidi="hi_IN"/>
-          </w:rPr>
-          <w:rPr>
-            <w:color w:val="0000EE"/>
-            <w:u w:val="single"/>
-          </w:rPr>
-          <w:t>यूहन्ना 3:12</w:t>
-        </w:r>
-      </w:hyperlink>
-    </w:p>
-    <w:p>
-      <w:pPr>
-        <w:pStyle w:val="ListBullet"/>
-        <w:spacing w:line="240" w:lineRule="auto"/>
-        <w:ind w:left="720"/>
-      </w:pPr>
-      <w:r>
-        <w:rPr>
-          <w:lang w:val="hi_IN" w:bidi="hi_IN"/>
-        </w:rPr>
-      </w:r>
-      <w:hyperlink r:id="rId32">
-        <w:r>
-          <w:rPr>
-            <w:lang w:val="hi_IN" w:bidi="hi_IN"/>
-          </w:rPr>
-          <w:rPr>
-            <w:color w:val="0000EE"/>
-            <w:u w:val="single"/>
-          </w:rPr>
-          <w:t>यूहन्ना 3:27</w:t>
-        </w:r>
-      </w:hyperlink>
-    </w:p>
-    <w:p>
-      <w:pPr>
-        <w:pStyle w:val="ListBullet"/>
-        <w:spacing w:line="240" w:lineRule="auto"/>
-        <w:ind w:left="720"/>
-      </w:pPr>
-      <w:r>
-        <w:rPr>
-          <w:lang w:val="hi_IN" w:bidi="hi_IN"/>
-        </w:rPr>
-      </w:r>
-      <w:hyperlink r:id="rId33">
-        <w:r>
-          <w:rPr>
-            <w:lang w:val="hi_IN" w:bidi="hi_IN"/>
-          </w:rPr>
-          <w:rPr>
-            <w:color w:val="0000EE"/>
-            <w:u w:val="single"/>
-          </w:rPr>
-          <w:t>मत्ती 5:18</w:t>
-        </w:r>
-      </w:hyperlink>
-    </w:p>
-    <w:p>
-      <w:pPr>
-        <w:pStyle w:val="ListBullet"/>
-        <w:spacing w:line="240" w:lineRule="auto"/>
-        <w:ind w:left="720"/>
-      </w:pPr>
-      <w:r>
-        <w:rPr>
-          <w:lang w:val="hi_IN" w:bidi="hi_IN"/>
-        </w:rPr>
-      </w:r>
-      <w:hyperlink r:id="rId34">
-        <w:r>
-          <w:rPr>
-            <w:lang w:val="hi_IN" w:bidi="hi_IN"/>
-          </w:rPr>
-          <w:rPr>
-            <w:color w:val="0000EE"/>
-            <w:u w:val="single"/>
-          </w:rPr>
-          <w:t>मत्ती 5:46–48</w:t>
-        </w:r>
-      </w:hyperlink>
+      <w:r>
+        <w:rPr>
+          <w:lang w:val="hi_IN" w:bidi="hi_IN"/>
+        </w:rPr>
+        <w:t>1 राजा 8:22–24</w:t>
+      </w:r>
+    </w:p>
+    <w:p>
+      <w:pPr>
+        <w:pStyle w:val="ListBullet"/>
+        <w:spacing w:line="240" w:lineRule="auto"/>
+        <w:ind w:left="720"/>
+      </w:pPr>
+      <w:r>
+        <w:rPr>
+          <w:lang w:val="hi_IN" w:bidi="hi_IN"/>
+        </w:rPr>
+      </w:r>
+      <w:r>
+        <w:rPr>
+          <w:lang w:val="hi_IN" w:bidi="hi_IN"/>
+        </w:rPr>
+        <w:t>1 थिस्सलुनीकियों 1:8–10</w:t>
+      </w:r>
+    </w:p>
+    <w:p>
+      <w:pPr>
+        <w:pStyle w:val="ListBullet"/>
+        <w:spacing w:line="240" w:lineRule="auto"/>
+        <w:ind w:left="720"/>
+      </w:pPr>
+      <w:r>
+        <w:rPr>
+          <w:lang w:val="hi_IN" w:bidi="hi_IN"/>
+        </w:rPr>
+      </w:r>
+      <w:r>
+        <w:rPr>
+          <w:lang w:val="hi_IN" w:bidi="hi_IN"/>
+        </w:rPr>
+        <w:t>1 थिस्सलुनीकियों 4:17</w:t>
+      </w:r>
+    </w:p>
+    <w:p>
+      <w:pPr>
+        <w:pStyle w:val="ListBullet"/>
+        <w:spacing w:line="240" w:lineRule="auto"/>
+        <w:ind w:left="720"/>
+      </w:pPr>
+      <w:r>
+        <w:rPr>
+          <w:lang w:val="hi_IN" w:bidi="hi_IN"/>
+        </w:rPr>
+      </w:r>
+      <w:r>
+        <w:rPr>
+          <w:lang w:val="hi_IN" w:bidi="hi_IN"/>
+        </w:rPr>
+        <w:t>व्यवस्थाविवरण 9:1</w:t>
+      </w:r>
+    </w:p>
+    <w:p>
+      <w:pPr>
+        <w:pStyle w:val="ListBullet"/>
+        <w:spacing w:line="240" w:lineRule="auto"/>
+        <w:ind w:left="720"/>
+      </w:pPr>
+      <w:r>
+        <w:rPr>
+          <w:lang w:val="hi_IN" w:bidi="hi_IN"/>
+        </w:rPr>
+      </w:r>
+      <w:r>
+        <w:rPr>
+          <w:lang w:val="hi_IN" w:bidi="hi_IN"/>
+        </w:rPr>
+        <w:t>इफिसियों 6:9</w:t>
+      </w:r>
+    </w:p>
+    <w:p>
+      <w:pPr>
+        <w:pStyle w:val="ListBullet"/>
+        <w:spacing w:line="240" w:lineRule="auto"/>
+        <w:ind w:left="720"/>
+      </w:pPr>
+      <w:r>
+        <w:rPr>
+          <w:lang w:val="hi_IN" w:bidi="hi_IN"/>
+        </w:rPr>
+      </w:r>
+      <w:r>
+        <w:rPr>
+          <w:lang w:val="hi_IN" w:bidi="hi_IN"/>
+        </w:rPr>
+        <w:t>उत्पत्ति 1:1</w:t>
+      </w:r>
+    </w:p>
+    <w:p>
+      <w:pPr>
+        <w:pStyle w:val="ListBullet"/>
+        <w:spacing w:line="240" w:lineRule="auto"/>
+        <w:ind w:left="720"/>
+      </w:pPr>
+      <w:r>
+        <w:rPr>
+          <w:lang w:val="hi_IN" w:bidi="hi_IN"/>
+        </w:rPr>
+      </w:r>
+      <w:r>
+        <w:rPr>
+          <w:lang w:val="hi_IN" w:bidi="hi_IN"/>
+        </w:rPr>
+        <w:t>उत्पत्ति 7:11</w:t>
+      </w:r>
+    </w:p>
+    <w:p>
+      <w:pPr>
+        <w:pStyle w:val="ListBullet"/>
+        <w:spacing w:line="240" w:lineRule="auto"/>
+        <w:ind w:left="720"/>
+      </w:pPr>
+      <w:r>
+        <w:rPr>
+          <w:lang w:val="hi_IN" w:bidi="hi_IN"/>
+        </w:rPr>
+      </w:r>
+      <w:r>
+        <w:rPr>
+          <w:lang w:val="hi_IN" w:bidi="hi_IN"/>
+        </w:rPr>
+        <w:t>यूहन्ना 3:12</w:t>
+      </w:r>
+    </w:p>
+    <w:p>
+      <w:pPr>
+        <w:pStyle w:val="ListBullet"/>
+        <w:spacing w:line="240" w:lineRule="auto"/>
+        <w:ind w:left="720"/>
+      </w:pPr>
+      <w:r>
+        <w:rPr>
+          <w:lang w:val="hi_IN" w:bidi="hi_IN"/>
+        </w:rPr>
+      </w:r>
+      <w:r>
+        <w:rPr>
+          <w:lang w:val="hi_IN" w:bidi="hi_IN"/>
+        </w:rPr>
+        <w:t>यूहन्ना 3:27</w:t>
+      </w:r>
+    </w:p>
+    <w:p>
+      <w:pPr>
+        <w:pStyle w:val="ListBullet"/>
+        <w:spacing w:line="240" w:lineRule="auto"/>
+        <w:ind w:left="720"/>
+      </w:pPr>
+      <w:r>
+        <w:rPr>
+          <w:lang w:val="hi_IN" w:bidi="hi_IN"/>
+        </w:rPr>
+      </w:r>
+      <w:r>
+        <w:rPr>
+          <w:lang w:val="hi_IN" w:bidi="hi_IN"/>
+        </w:rPr>
+        <w:t>मत्ती 5:18</w:t>
+      </w:r>
+    </w:p>
+    <w:p>
+      <w:pPr>
+        <w:pStyle w:val="ListBullet"/>
+        <w:spacing w:line="240" w:lineRule="auto"/>
+        <w:ind w:left="720"/>
+      </w:pPr>
+      <w:r>
+        <w:rPr>
+          <w:lang w:val="hi_IN" w:bidi="hi_IN"/>
+        </w:rPr>
+      </w:r>
+      <w:r>
+        <w:rPr>
+          <w:lang w:val="hi_IN" w:bidi="hi_IN"/>
+        </w:rPr>
+        <w:t>मत्ती 5:46–48</w:t>
+      </w:r>
     </w:p>
     <w:p>
       <w:pPr>
@@ -2299,234 +2161,174 @@
           <w:lang w:val="hi_IN" w:bidi="hi_IN"/>
         </w:rPr>
       </w:r>
-      <w:hyperlink r:id="rId35">
-        <w:r>
-          <w:rPr>
-            <w:lang w:val="hi_IN" w:bidi="hi_IN"/>
-          </w:rPr>
-          <w:rPr>
-            <w:color w:val="0000EE"/>
-            <w:u w:val="single"/>
-          </w:rPr>
-          <w:t>2 शमूएल 24:16</w:t>
-        </w:r>
-      </w:hyperlink>
-    </w:p>
-    <w:p>
-      <w:pPr>
-        <w:pStyle w:val="ListBullet"/>
-        <w:spacing w:line="240" w:lineRule="auto"/>
-        <w:ind w:left="720"/>
-      </w:pPr>
-      <w:r>
-        <w:rPr>
-          <w:lang w:val="hi_IN" w:bidi="hi_IN"/>
-        </w:rPr>
-      </w:r>
-      <w:hyperlink r:id="rId36">
-        <w:r>
-          <w:rPr>
-            <w:lang w:val="hi_IN" w:bidi="hi_IN"/>
-          </w:rPr>
-          <w:rPr>
-            <w:color w:val="0000EE"/>
-            <w:u w:val="single"/>
-          </w:rPr>
-          <w:t>प्रे.का. 10:3–6</w:t>
-        </w:r>
-      </w:hyperlink>
-    </w:p>
-    <w:p>
-      <w:pPr>
-        <w:pStyle w:val="ListBullet"/>
-        <w:spacing w:line="240" w:lineRule="auto"/>
-        <w:ind w:left="720"/>
-      </w:pPr>
-      <w:r>
-        <w:rPr>
-          <w:lang w:val="hi_IN" w:bidi="hi_IN"/>
-        </w:rPr>
-      </w:r>
-      <w:hyperlink r:id="rId37">
-        <w:r>
-          <w:rPr>
-            <w:lang w:val="hi_IN" w:bidi="hi_IN"/>
-          </w:rPr>
-          <w:rPr>
-            <w:color w:val="0000EE"/>
-            <w:u w:val="single"/>
-          </w:rPr>
-          <w:t>प्रे.का. 12:23</w:t>
-        </w:r>
-      </w:hyperlink>
-    </w:p>
-    <w:p>
-      <w:pPr>
-        <w:pStyle w:val="ListBullet"/>
-        <w:spacing w:line="240" w:lineRule="auto"/>
-        <w:ind w:left="720"/>
-      </w:pPr>
-      <w:r>
-        <w:rPr>
-          <w:lang w:val="hi_IN" w:bidi="hi_IN"/>
-        </w:rPr>
-      </w:r>
-      <w:hyperlink r:id="rId38">
-        <w:r>
-          <w:rPr>
-            <w:lang w:val="hi_IN" w:bidi="hi_IN"/>
-          </w:rPr>
-          <w:rPr>
-            <w:color w:val="0000EE"/>
-            <w:u w:val="single"/>
-          </w:rPr>
-          <w:t>कुलुस्सियों 2:18–19</w:t>
-        </w:r>
-      </w:hyperlink>
-    </w:p>
-    <w:p>
-      <w:pPr>
-        <w:pStyle w:val="ListBullet"/>
-        <w:spacing w:line="240" w:lineRule="auto"/>
-        <w:ind w:left="720"/>
-      </w:pPr>
-      <w:r>
-        <w:rPr>
-          <w:lang w:val="hi_IN" w:bidi="hi_IN"/>
-        </w:rPr>
-      </w:r>
-      <w:hyperlink r:id="rId39">
-        <w:r>
-          <w:rPr>
-            <w:lang w:val="hi_IN" w:bidi="hi_IN"/>
-          </w:rPr>
-          <w:rPr>
-            <w:color w:val="0000EE"/>
-            <w:u w:val="single"/>
-          </w:rPr>
-          <w:t>उत्पत्ति 48:16</w:t>
-        </w:r>
-      </w:hyperlink>
-    </w:p>
-    <w:p>
-      <w:pPr>
-        <w:pStyle w:val="ListBullet"/>
-        <w:spacing w:line="240" w:lineRule="auto"/>
-        <w:ind w:left="720"/>
-      </w:pPr>
-      <w:r>
-        <w:rPr>
-          <w:lang w:val="hi_IN" w:bidi="hi_IN"/>
-        </w:rPr>
-      </w:r>
-      <w:hyperlink r:id="rId40">
-        <w:r>
-          <w:rPr>
-            <w:lang w:val="hi_IN" w:bidi="hi_IN"/>
-          </w:rPr>
-          <w:rPr>
-            <w:color w:val="0000EE"/>
-            <w:u w:val="single"/>
-          </w:rPr>
-          <w:t>लूका 2:13</w:t>
-        </w:r>
-      </w:hyperlink>
-    </w:p>
-    <w:p>
-      <w:pPr>
-        <w:pStyle w:val="ListBullet"/>
-        <w:spacing w:line="240" w:lineRule="auto"/>
-        <w:ind w:left="720"/>
-      </w:pPr>
-      <w:r>
-        <w:rPr>
-          <w:lang w:val="hi_IN" w:bidi="hi_IN"/>
-        </w:rPr>
-      </w:r>
-      <w:hyperlink r:id="rId41">
-        <w:r>
-          <w:rPr>
-            <w:lang w:val="hi_IN" w:bidi="hi_IN"/>
-          </w:rPr>
-          <w:rPr>
-            <w:color w:val="0000EE"/>
-            <w:u w:val="single"/>
-          </w:rPr>
-          <w:t>मरकुस 8:38</w:t>
-        </w:r>
-      </w:hyperlink>
-    </w:p>
-    <w:p>
-      <w:pPr>
-        <w:pStyle w:val="ListBullet"/>
-        <w:spacing w:line="240" w:lineRule="auto"/>
-        <w:ind w:left="720"/>
-      </w:pPr>
-      <w:r>
-        <w:rPr>
-          <w:lang w:val="hi_IN" w:bidi="hi_IN"/>
-        </w:rPr>
-      </w:r>
-      <w:hyperlink r:id="rId42">
-        <w:r>
-          <w:rPr>
-            <w:lang w:val="hi_IN" w:bidi="hi_IN"/>
-          </w:rPr>
-          <w:rPr>
-            <w:color w:val="0000EE"/>
-            <w:u w:val="single"/>
-          </w:rPr>
-          <w:t>मत्ती 13:50</w:t>
-        </w:r>
-      </w:hyperlink>
-    </w:p>
-    <w:p>
-      <w:pPr>
-        <w:pStyle w:val="ListBullet"/>
-        <w:spacing w:line="240" w:lineRule="auto"/>
-        <w:ind w:left="720"/>
-      </w:pPr>
-      <w:r>
-        <w:rPr>
-          <w:lang w:val="hi_IN" w:bidi="hi_IN"/>
-        </w:rPr>
-      </w:r>
-      <w:hyperlink r:id="rId43">
-        <w:r>
-          <w:rPr>
-            <w:lang w:val="hi_IN" w:bidi="hi_IN"/>
-          </w:rPr>
-          <w:rPr>
-            <w:color w:val="0000EE"/>
-            <w:u w:val="single"/>
-          </w:rPr>
-          <w:t>प्रकाशितवाक्य 1:20</w:t>
-        </w:r>
-      </w:hyperlink>
-    </w:p>
-    <w:p>
-      <w:pPr>
-        <w:pStyle w:val="ListBullet"/>
-        <w:spacing w:line="240" w:lineRule="auto"/>
-        <w:ind w:left="720"/>
-      </w:pPr>
-      <w:r>
-        <w:rPr>
-          <w:lang w:val="hi_IN" w:bidi="hi_IN"/>
-        </w:rPr>
-      </w:r>
-      <w:hyperlink r:id="rId44">
-        <w:r>
-          <w:rPr>
-            <w:lang w:val="hi_IN" w:bidi="hi_IN"/>
-          </w:rPr>
-          <w:rPr>
-            <w:color w:val="0000EE"/>
-            <w:u w:val="single"/>
-          </w:rPr>
-          <w:t>जकर्याह 1:09</w:t>
-        </w:r>
-      </w:hyperlink>
+      <w:r>
+        <w:rPr>
+          <w:lang w:val="hi_IN" w:bidi="hi_IN"/>
+        </w:rPr>
+        <w:t>2 शमूएल 24:16</w:t>
+      </w:r>
+    </w:p>
+    <w:p>
+      <w:pPr>
+        <w:pStyle w:val="ListBullet"/>
+        <w:spacing w:line="240" w:lineRule="auto"/>
+        <w:ind w:left="720"/>
+      </w:pPr>
+      <w:r>
+        <w:rPr>
+          <w:lang w:val="hi_IN" w:bidi="hi_IN"/>
+        </w:rPr>
+      </w:r>
+      <w:r>
+        <w:rPr>
+          <w:lang w:val="hi_IN" w:bidi="hi_IN"/>
+        </w:rPr>
+        <w:t>प्रे.का. 10:3–6</w:t>
+      </w:r>
+    </w:p>
+    <w:p>
+      <w:pPr>
+        <w:pStyle w:val="ListBullet"/>
+        <w:spacing w:line="240" w:lineRule="auto"/>
+        <w:ind w:left="720"/>
+      </w:pPr>
+      <w:r>
+        <w:rPr>
+          <w:lang w:val="hi_IN" w:bidi="hi_IN"/>
+        </w:rPr>
+      </w:r>
+      <w:r>
+        <w:rPr>
+          <w:lang w:val="hi_IN" w:bidi="hi_IN"/>
+        </w:rPr>
+        <w:t>प्रे.का. 12:23</w:t>
+      </w:r>
+    </w:p>
+    <w:p>
+      <w:pPr>
+        <w:pStyle w:val="ListBullet"/>
+        <w:spacing w:line="240" w:lineRule="auto"/>
+        <w:ind w:left="720"/>
+      </w:pPr>
+      <w:r>
+        <w:rPr>
+          <w:lang w:val="hi_IN" w:bidi="hi_IN"/>
+        </w:rPr>
+      </w:r>
+      <w:r>
+        <w:rPr>
+          <w:lang w:val="hi_IN" w:bidi="hi_IN"/>
+        </w:rPr>
+        <w:t>कुलुस्सियों 2:18–19</w:t>
+      </w:r>
+    </w:p>
+    <w:p>
+      <w:pPr>
+        <w:pStyle w:val="ListBullet"/>
+        <w:spacing w:line="240" w:lineRule="auto"/>
+        <w:ind w:left="720"/>
+      </w:pPr>
+      <w:r>
+        <w:rPr>
+          <w:lang w:val="hi_IN" w:bidi="hi_IN"/>
+        </w:rPr>
+      </w:r>
+      <w:r>
+        <w:rPr>
+          <w:lang w:val="hi_IN" w:bidi="hi_IN"/>
+        </w:rPr>
+        <w:t>उत्पत्ति 48:16</w:t>
+      </w:r>
+    </w:p>
+    <w:p>
+      <w:pPr>
+        <w:pStyle w:val="ListBullet"/>
+        <w:spacing w:line="240" w:lineRule="auto"/>
+        <w:ind w:left="720"/>
+      </w:pPr>
+      <w:r>
+        <w:rPr>
+          <w:lang w:val="hi_IN" w:bidi="hi_IN"/>
+        </w:rPr>
+      </w:r>
+      <w:r>
+        <w:rPr>
+          <w:lang w:val="hi_IN" w:bidi="hi_IN"/>
+        </w:rPr>
+        <w:t>लूका 2:13</w:t>
+      </w:r>
+    </w:p>
+    <w:p>
+      <w:pPr>
+        <w:pStyle w:val="ListBullet"/>
+        <w:spacing w:line="240" w:lineRule="auto"/>
+        <w:ind w:left="720"/>
+      </w:pPr>
+      <w:r>
+        <w:rPr>
+          <w:lang w:val="hi_IN" w:bidi="hi_IN"/>
+        </w:rPr>
+      </w:r>
+      <w:r>
+        <w:rPr>
+          <w:lang w:val="hi_IN" w:bidi="hi_IN"/>
+        </w:rPr>
+        <w:t>मरकुस 8:38</w:t>
+      </w:r>
+    </w:p>
+    <w:p>
+      <w:pPr>
+        <w:pStyle w:val="ListBullet"/>
+        <w:spacing w:line="240" w:lineRule="auto"/>
+        <w:ind w:left="720"/>
+      </w:pPr>
+      <w:r>
+        <w:rPr>
+          <w:lang w:val="hi_IN" w:bidi="hi_IN"/>
+        </w:rPr>
+      </w:r>
+      <w:r>
+        <w:rPr>
+          <w:lang w:val="hi_IN" w:bidi="hi_IN"/>
+        </w:rPr>
+        <w:t>मत्ती 13:50</w:t>
+      </w:r>
+    </w:p>
+    <w:p>
+      <w:pPr>
+        <w:pStyle w:val="ListBullet"/>
+        <w:spacing w:line="240" w:lineRule="auto"/>
+        <w:ind w:left="720"/>
+      </w:pPr>
+      <w:r>
+        <w:rPr>
+          <w:lang w:val="hi_IN" w:bidi="hi_IN"/>
+        </w:rPr>
+      </w:r>
+      <w:r>
+        <w:rPr>
+          <w:lang w:val="hi_IN" w:bidi="hi_IN"/>
+        </w:rPr>
+        <w:t>प्रकाशितवाक्य 1:20</w:t>
+      </w:r>
+    </w:p>
+    <w:p>
+      <w:pPr>
+        <w:pStyle w:val="ListBullet"/>
+        <w:spacing w:line="240" w:lineRule="auto"/>
+        <w:ind w:left="720"/>
+      </w:pPr>
+      <w:r>
+        <w:rPr>
+          <w:lang w:val="hi_IN" w:bidi="hi_IN"/>
+        </w:rPr>
+      </w:r>
+      <w:r>
+        <w:rPr>
+          <w:lang w:val="hi_IN" w:bidi="hi_IN"/>
+        </w:rPr>
+        <w:t>जकर्याह 1:09</w:t>
+      </w:r>
     </w:p>
     <w:p>
       <w:pPr>
@@ -3078,114 +2880,84 @@
           <w:lang w:val="hi_IN" w:bidi="hi_IN"/>
         </w:rPr>
       </w:r>
-      <w:hyperlink r:id="rId45">
-        <w:r>
-          <w:rPr>
-            <w:lang w:val="hi_IN" w:bidi="hi_IN"/>
-          </w:rPr>
-          <w:rPr>
-            <w:color w:val="0000EE"/>
-            <w:u w:val="single"/>
-          </w:rPr>
-          <w:t>1 इतिहास 29:6</w:t>
-        </w:r>
-      </w:hyperlink>
-    </w:p>
-    <w:p>
-      <w:pPr>
-        <w:pStyle w:val="ListBullet"/>
-        <w:spacing w:line="240" w:lineRule="auto"/>
-        <w:ind w:left="720"/>
-      </w:pPr>
-      <w:r>
-        <w:rPr>
-          <w:lang w:val="hi_IN" w:bidi="hi_IN"/>
-        </w:rPr>
-      </w:r>
-      <w:hyperlink r:id="rId46">
-        <w:r>
-          <w:rPr>
-            <w:lang w:val="hi_IN" w:bidi="hi_IN"/>
-          </w:rPr>
-          <w:rPr>
-            <w:color w:val="0000EE"/>
-            <w:u w:val="single"/>
-          </w:rPr>
-          <w:t>2 इतिहास 35:7–9</w:t>
-        </w:r>
-      </w:hyperlink>
-    </w:p>
-    <w:p>
-      <w:pPr>
-        <w:pStyle w:val="ListBullet"/>
-        <w:spacing w:line="240" w:lineRule="auto"/>
-        <w:ind w:left="720"/>
-      </w:pPr>
-      <w:r>
-        <w:rPr>
-          <w:lang w:val="hi_IN" w:bidi="hi_IN"/>
-        </w:rPr>
-      </w:r>
-      <w:hyperlink r:id="rId47">
-        <w:r>
-          <w:rPr>
-            <w:lang w:val="hi_IN" w:bidi="hi_IN"/>
-          </w:rPr>
-          <w:rPr>
-            <w:color w:val="0000EE"/>
-            <w:u w:val="single"/>
-          </w:rPr>
-          <w:t>व्यवस्थाविवरण 12:17</w:t>
-        </w:r>
-      </w:hyperlink>
-    </w:p>
-    <w:p>
-      <w:pPr>
-        <w:pStyle w:val="ListBullet"/>
-        <w:spacing w:line="240" w:lineRule="auto"/>
-        <w:ind w:left="720"/>
-      </w:pPr>
-      <w:r>
-        <w:rPr>
-          <w:lang w:val="hi_IN" w:bidi="hi_IN"/>
-        </w:rPr>
-      </w:r>
-      <w:hyperlink r:id="rId48">
-        <w:r>
-          <w:rPr>
-            <w:lang w:val="hi_IN" w:bidi="hi_IN"/>
-          </w:rPr>
-          <w:rPr>
-            <w:color w:val="0000EE"/>
-            <w:u w:val="single"/>
-          </w:rPr>
-          <w:t>निर्गमन 36:2–4</w:t>
-        </w:r>
-      </w:hyperlink>
-    </w:p>
-    <w:p>
-      <w:pPr>
-        <w:pStyle w:val="ListBullet"/>
-        <w:spacing w:line="240" w:lineRule="auto"/>
-        <w:ind w:left="720"/>
-      </w:pPr>
-      <w:r>
-        <w:rPr>
-          <w:lang w:val="hi_IN" w:bidi="hi_IN"/>
-        </w:rPr>
-      </w:r>
-      <w:hyperlink r:id="rId49">
-        <w:r>
-          <w:rPr>
-            <w:lang w:val="hi_IN" w:bidi="hi_IN"/>
-          </w:rPr>
-          <w:rPr>
-            <w:color w:val="0000EE"/>
-            <w:u w:val="single"/>
-          </w:rPr>
-          <w:t>लैव्यव्यवस्था 7:15–16</w:t>
-        </w:r>
-      </w:hyperlink>
+      <w:r>
+        <w:rPr>
+          <w:lang w:val="hi_IN" w:bidi="hi_IN"/>
+        </w:rPr>
+        <w:t>1 इतिहास 29:6</w:t>
+      </w:r>
+    </w:p>
+    <w:p>
+      <w:pPr>
+        <w:pStyle w:val="ListBullet"/>
+        <w:spacing w:line="240" w:lineRule="auto"/>
+        <w:ind w:left="720"/>
+      </w:pPr>
+      <w:r>
+        <w:rPr>
+          <w:lang w:val="hi_IN" w:bidi="hi_IN"/>
+        </w:rPr>
+      </w:r>
+      <w:r>
+        <w:rPr>
+          <w:lang w:val="hi_IN" w:bidi="hi_IN"/>
+        </w:rPr>
+        <w:t>2 इतिहास 35:7–9</w:t>
+      </w:r>
+    </w:p>
+    <w:p>
+      <w:pPr>
+        <w:pStyle w:val="ListBullet"/>
+        <w:spacing w:line="240" w:lineRule="auto"/>
+        <w:ind w:left="720"/>
+      </w:pPr>
+      <w:r>
+        <w:rPr>
+          <w:lang w:val="hi_IN" w:bidi="hi_IN"/>
+        </w:rPr>
+      </w:r>
+      <w:r>
+        <w:rPr>
+          <w:lang w:val="hi_IN" w:bidi="hi_IN"/>
+        </w:rPr>
+        <w:t>व्यवस्थाविवरण 12:17</w:t>
+      </w:r>
+    </w:p>
+    <w:p>
+      <w:pPr>
+        <w:pStyle w:val="ListBullet"/>
+        <w:spacing w:line="240" w:lineRule="auto"/>
+        <w:ind w:left="720"/>
+      </w:pPr>
+      <w:r>
+        <w:rPr>
+          <w:lang w:val="hi_IN" w:bidi="hi_IN"/>
+        </w:rPr>
+      </w:r>
+      <w:r>
+        <w:rPr>
+          <w:lang w:val="hi_IN" w:bidi="hi_IN"/>
+        </w:rPr>
+        <w:t>निर्गमन 36:2–4</w:t>
+      </w:r>
+    </w:p>
+    <w:p>
+      <w:pPr>
+        <w:pStyle w:val="ListBullet"/>
+        <w:spacing w:line="240" w:lineRule="auto"/>
+        <w:ind w:left="720"/>
+      </w:pPr>
+      <w:r>
+        <w:rPr>
+          <w:lang w:val="hi_IN" w:bidi="hi_IN"/>
+        </w:rPr>
+      </w:r>
+      <w:r>
+        <w:rPr>
+          <w:lang w:val="hi_IN" w:bidi="hi_IN"/>
+        </w:rPr>
+        <w:t>लैव्यव्यवस्था 7:15–16</w:t>
+      </w:r>
     </w:p>
     <w:p>
       <w:pPr>

--- a/hin/docx/053.content.docx
+++ b/hin/docx/053.content.docx
@@ -2076,19 +2076,7 @@
         <w:rPr>
           <w:lang w:val="hi_IN" w:bidi="hi_IN"/>
         </w:rPr>
-        <w:t xml:space="preserve">, </w:t>
-      </w:r>
-      <w:r>
-        <w:rPr>
-          <w:lang w:val="hi_IN" w:bidi="hi_IN"/>
-        </w:rPr>
-        <w:t>सिर</w:t>
-      </w:r>
-      <w:r>
-        <w:rPr>
-          <w:lang w:val="hi_IN" w:bidi="hi_IN"/>
-        </w:rPr>
-        <w:t xml:space="preserve">, </w:t>
+        <w:t xml:space="preserve">, सिर, </w:t>
       </w:r>
       <w:r>
         <w:rPr>
